--- a/Image Hygiene.docx
+++ b/Image Hygiene.docx
@@ -6740,6 +6740,10 @@
         <w:t xml:space="preserve">Bill of work producer vs bill of work </w:t>
       </w:r>
     </w:p>
+    <w:p/>
+    <w:p/>
+    <w:p/>
+    <w:p/>
     <w:p/>
     <w:sectPr>
       <w:pgSz w:w="12240" w:h="15840"/>
